--- a/evaluaciones/trabajos/2-Avance 1 - Música -  Jorquera, Salazar, Díaz, Bustamante, González, González,.docx
+++ b/evaluaciones/trabajos/2-Avance 1 - Música -  Jorquera, Salazar, Díaz, Bustamante, González, González,.docx
@@ -6137,7 +6137,29 @@
         <w:annotationRef/>
       </w:r>
       <w:r>
-        <w:t>100%</w:t>
+        <w:t>9</w:t>
+      </w:r>
+      <w:r>
+        <w:t>0%</w:t>
+      </w:r>
+      <w:r>
+        <w:t xml:space="preserve"> (</w:t>
+      </w:r>
+      <w:proofErr w:type="gramStart"/>
+      <w:r>
+        <w:t xml:space="preserve">contestaron </w:t>
+      </w:r>
+      <w:proofErr w:type="spellStart"/>
+      <w:r>
+        <w:t>todxs</w:t>
+      </w:r>
+      <w:proofErr w:type="spellEnd"/>
+      <w:r>
+        <w:t xml:space="preserve"> el cuestionario?</w:t>
+      </w:r>
+      <w:proofErr w:type="gramEnd"/>
+      <w:r>
+        <w:t>, me falta una persona)</w:t>
       </w:r>
     </w:p>
   </w:comment>
